--- a/word_reports/LP_0233_위치_164_Mariah Carey_Music Box.docx
+++ b/word_reports/LP_0233_위치_164_Mariah Carey_Music Box.docx
@@ -4,7 +4,7 @@
   <w:body>
     <w:p>
       <w:pPr>
-        <w:spacing w:after="280"/>
+        <w:spacing w:after="80"/>
       </w:pPr>
       <w:r>
         <w:rPr w:rFonts="맑은 고딕">
@@ -13,94 +13,47 @@
           <w:color w:val="1E3A8A"/>
           <w:sz w:val="30"/>
         </w:rPr>
-        <w:t>[164] Mariah Carey - Music Box</w:t>
+        <w:t>Mariah Carey (머라이어 캐리) - Music Box</w:t>
       </w:r>
     </w:p>
     <w:p>
       <w:pPr>
-        <w:spacing w:after="320"/>
+        <w:spacing w:after="240"/>
       </w:pPr>
       <w:r>
         <w:rPr w:rFonts="맑은 고딕">
           <w:rFonts w:ascii="맑은 고딕" w:hAnsi="맑은 고딕" w:eastAsia="맑은 고딕"/>
           <w:b/>
-          <w:sz w:val="20"/>
+          <w:color w:val="4B5563"/>
+          <w:sz w:val="22"/>
         </w:rPr>
-        <w:t>■ 위치 : 164</w:t>
-        <w:br/>
-      </w:r>
-      <w:r>
-        <w:rPr w:rFonts="맑은 고딕">
-          <w:rFonts w:ascii="맑은 고딕" w:hAnsi="맑은 고딕" w:eastAsia="맑은 고딕"/>
-          <w:b/>
-          <w:sz w:val="20"/>
-        </w:rPr>
-        <w:t>■ 아티스트 : Mariah Carey</w:t>
-        <w:br/>
-      </w:r>
-      <w:r>
-        <w:rPr w:rFonts="맑은 고딕">
-          <w:rFonts w:ascii="맑은 고딕" w:hAnsi="맑은 고딕" w:eastAsia="맑은 고딕"/>
-          <w:b/>
-          <w:sz w:val="20"/>
-        </w:rPr>
-        <w:t>■ 앨범명 : Music Box</w:t>
-        <w:br/>
-      </w:r>
-      <w:r>
-        <w:rPr w:rFonts="맑은 고딕">
-          <w:rFonts w:ascii="맑은 고딕" w:hAnsi="맑은 고딕" w:eastAsia="맑은 고딕"/>
-          <w:b w:val="0"/>
-          <w:sz w:val="20"/>
-        </w:rPr>
-        <w:t>■ 음반 레이블 : Columbia Records</w:t>
-        <w:br/>
-      </w:r>
-      <w:r>
-        <w:rPr w:rFonts="맑은 고딕">
-          <w:rFonts w:ascii="맑은 고딕" w:hAnsi="맑은 고딕" w:eastAsia="맑은 고딕"/>
-          <w:b w:val="0"/>
-          <w:sz w:val="20"/>
-        </w:rPr>
-        <w:t>■ 발매년도 : 1993</w:t>
-        <w:br/>
-      </w:r>
-      <w:r>
-        <w:rPr w:rFonts="맑은 고딕">
-          <w:rFonts w:ascii="맑은 고딕" w:hAnsi="맑은 고딕" w:eastAsia="맑은 고딕"/>
-          <w:b w:val="0"/>
-          <w:sz w:val="20"/>
-        </w:rPr>
-        <w:t>■ 장르 : 팝, R&amp;B, 소울 (Pop / R&amp;B / Soul)</w:t>
-        <w:br/>
-      </w:r>
-      <w:r>
-        <w:rPr w:rFonts="맑은 고딕">
-          <w:rFonts w:ascii="맑은 고딕" w:hAnsi="맑은 고딕" w:eastAsia="맑은 고딕"/>
-          <w:b w:val="0"/>
-          <w:sz w:val="20"/>
-        </w:rPr>
-        <w:t>■ 주요 수록곡 : 1. Dreamlover</w:t>
-        <w:br/>
+        <w:t>위치 :  164</w:t>
       </w:r>
     </w:p>
     <w:p>
       <w:pPr>
-        <w:spacing w:after="160"/>
+        <w:spacing w:line="324" w:lineRule="auto" w:before="80" w:after="160"/>
       </w:pPr>
       <w:r>
         <w:rPr w:rFonts="맑은 고딕">
           <w:rFonts w:ascii="맑은 고딕" w:hAnsi="맑은 고딕" w:eastAsia="맑은 고딕"/>
           <w:b/>
           <w:color w:val="1F2937"/>
-          <w:sz w:val="24"/>
+          <w:sz w:val="22"/>
         </w:rPr>
-        <w:t>■ 음반 해설 및 감상 가이드</w:t>
+        <w:t xml:space="preserve">[음반 소개] </w:t>
+      </w:r>
+      <w:r>
+        <w:rPr w:rFonts="맑은 고딕">
+          <w:rFonts w:ascii="맑은 고딕" w:hAnsi="맑은 고딕" w:eastAsia="맑은 고딕"/>
+          <w:b w:val="0"/>
+          <w:sz w:val="21"/>
+        </w:rPr>
       </w:r>
     </w:p>
     <w:p>
       <w:pPr>
-        <w:spacing w:line="312" w:lineRule="auto" w:after="120"/>
+        <w:spacing w:line="324" w:lineRule="auto" w:after="120"/>
       </w:pPr>
       <w:r>
         <w:rPr w:rFonts="맑은 고딕">
@@ -108,51 +61,516 @@
           <w:b w:val="0"/>
           <w:sz w:val="21"/>
         </w:rPr>
-        <w:t>1993년에 발표된 마라이어 캐리(Mariah Carey)의 세 번째 정규 앨범 《Music Box》는 그녀를 단순한 팝 스타의 위치를 넘어 세계적인 음반 역사상 가장 위대한 디바의 반열에 올린 명반입니다. 전작들의 화려하고 폭발적인 에너지에서 한 걸음 나아가, 대중성과 음악적 깊이 사이의 완벽한 균형을 이뤄낸 이 음반은 전 세계적으로 2,800만 장 이상의 판매고를 기록하며 90년대 팝 보컬 음악의 정점을 보여주었습니다. 당대 최고의 프로듀서인 월터 아파나시에프(Walter Afanasieff)와 베이비페이스(Babyface) 등이 참여하여 한층 더 성숙하고 정교한 사운드스케이프를 완성해냈습니다.</w:t>
+        <w:t>1993년 초가을, 전 세계 팝 음악계의 시선을 단숨에 사로잡으며 발매된 머라이어 캐리의 세 번째 정규 앨범 《Music Box》는 90년대 팝 보컬 예술이 도달할 수 있는 가장 우아하고 찬란한 정점을 보여주는 기념비적인 명반입니다. 화려한 기교를 절제미로 승화시킨 그녀의 맑고 청아한 음색은 깊은 서정성과 보편적인 위로의 메시지를 품고 시대와 세대를 초월한 감동을 선사합니다. 대중음악사에서 가장 완벽하게 조율된 보컬 팝의 정수로 손꼽히는 이 음반은, 듣는 이의 메마른 감성을 촉촉하게 적시며 영원히 퇴색하지 않을 음악적 위안과 순수한 카타르시스를 안겨줍니다.</w:t>
       </w:r>
     </w:p>
     <w:p>
       <w:pPr>
-        <w:spacing w:line="312" w:lineRule="auto" w:after="120"/>
+        <w:spacing w:line="324" w:lineRule="auto" w:before="200" w:after="80"/>
       </w:pPr>
+      <w:r>
+        <w:rPr w:rFonts="맑은 고딕">
+          <w:rFonts w:ascii="맑은 고딕" w:hAnsi="맑은 고딕" w:eastAsia="맑은 고딕"/>
+          <w:b/>
+          <w:color w:val="1E3A8A"/>
+          <w:sz w:val="24"/>
+        </w:rPr>
+        <w:t>1. 음반 데이터</w:t>
+      </w:r>
+    </w:p>
+    <w:p>
+      <w:pPr>
+        <w:spacing w:line="324" w:lineRule="auto" w:after="80"/>
+      </w:pPr>
+      <w:r>
+        <w:rPr w:rFonts="맑은 고딕">
+          <w:rFonts w:ascii="맑은 고딕" w:hAnsi="맑은 고딕" w:eastAsia="맑은 고딕"/>
+          <w:b w:val="0"/>
+          <w:color w:val="6B7280"/>
+          <w:sz w:val="21"/>
+        </w:rPr>
+        <w:t xml:space="preserve">· </w:t>
+      </w:r>
+      <w:r>
+        <w:rPr w:rFonts="맑은 고딕">
+          <w:rFonts w:ascii="맑은 고딕" w:hAnsi="맑은 고딕" w:eastAsia="맑은 고딕"/>
+          <w:b/>
+          <w:color w:val="1F2937"/>
+          <w:sz w:val="21"/>
+        </w:rPr>
+        <w:t xml:space="preserve">앨범명: </w:t>
+      </w:r>
       <w:r>
         <w:rPr w:rFonts="맑은 고딕">
           <w:rFonts w:ascii="맑은 고딕" w:hAnsi="맑은 고딕" w:eastAsia="맑은 고딕"/>
           <w:b w:val="0"/>
           <w:sz w:val="21"/>
         </w:rPr>
-        <w:t>음악적으로 《Music Box》는 마라이어 캐리의 전매특허인 압도적인 화려함과 휘슬 레지스터를 다소 절제하는 대신, 감정의 깊이와 절묘한 보컬 컨트롤에 집중한 음반입니다. '오르골(Music Box)'이라는 앨범 타이틀이 암시하듯, 정교하게 세공된 멜로디와 따뜻한 중음역대의 보컬은 듣는 이의 마음을 편안하게 감싸 안습니다. 수려한 팝 멜로디 위에 얹어진 깊은 R&amp;B 감성과 섬세한 코러스 레이어링은 보컬리스트로서 그녀가 지닌 독보적인 해석력을 유감없이 증명합니다.</w:t>
+        <w:t>Music Box</w:t>
       </w:r>
     </w:p>
     <w:p>
       <w:pPr>
-        <w:spacing w:line="312" w:lineRule="auto" w:after="120"/>
+        <w:spacing w:line="324" w:lineRule="auto" w:after="80"/>
       </w:pPr>
+      <w:r>
+        <w:rPr w:rFonts="맑은 고딕">
+          <w:rFonts w:ascii="맑은 고딕" w:hAnsi="맑은 고딕" w:eastAsia="맑은 고딕"/>
+          <w:b w:val="0"/>
+          <w:color w:val="6B7280"/>
+          <w:sz w:val="21"/>
+        </w:rPr>
+        <w:t xml:space="preserve">· </w:t>
+      </w:r>
+      <w:r>
+        <w:rPr w:rFonts="맑은 고딕">
+          <w:rFonts w:ascii="맑은 고딕" w:hAnsi="맑은 고딕" w:eastAsia="맑은 고딕"/>
+          <w:b/>
+          <w:color w:val="1F2937"/>
+          <w:sz w:val="21"/>
+        </w:rPr>
+        <w:t xml:space="preserve">아티스트: </w:t>
+      </w:r>
       <w:r>
         <w:rPr w:rFonts="맑은 고딕">
           <w:rFonts w:ascii="맑은 고딕" w:hAnsi="맑은 고딕" w:eastAsia="맑은 고딕"/>
           <w:b w:val="0"/>
           <w:sz w:val="21"/>
         </w:rPr>
-        <w:t>수록곡 하나하나가 팝 역사에 굵직한 족적을 남겼습니다. 절망 속에 있는 이들에게 시대를 넘어선 위로를 건네는 대서사시 &lt;Hero&gt;는 그녀의 호소력 짙은 음색이 빛을 발하는 불후의 명곡입니다. 해리 닐슨의 고전을 폭발적인 보컬 연주로 재해석하여 빌보드와 영국 차트를 석권한 &lt;Without You&gt;는 클래식 팝 발라드의 정수를 보여줍니다. 또한 샘플링을 활용해 경쾌한 R&amp;B 리듬을 완성한 &lt;Dreamlover&gt;의 산뜻한 에너지와, 웅장한 가스펠 코러스의 조화가 압권인 &lt;Anytime You Need a Friend&gt;는 음반의 다채로운 매력을 완성합니다.</w:t>
+        <w:t>Mariah Carey (머라이어 캐리)</w:t>
       </w:r>
     </w:p>
     <w:p>
       <w:pPr>
-        <w:spacing w:line="312" w:lineRule="auto" w:after="120"/>
+        <w:spacing w:line="324" w:lineRule="auto" w:after="80"/>
       </w:pPr>
+      <w:r>
+        <w:rPr w:rFonts="맑은 고딕">
+          <w:rFonts w:ascii="맑은 고딕" w:hAnsi="맑은 고딕" w:eastAsia="맑은 고딕"/>
+          <w:b w:val="0"/>
+          <w:color w:val="6B7280"/>
+          <w:sz w:val="21"/>
+        </w:rPr>
+        <w:t xml:space="preserve">· </w:t>
+      </w:r>
+      <w:r>
+        <w:rPr w:rFonts="맑은 고딕">
+          <w:rFonts w:ascii="맑은 고딕" w:hAnsi="맑은 고딕" w:eastAsia="맑은 고딕"/>
+          <w:b/>
+          <w:color w:val="1F2937"/>
+          <w:sz w:val="21"/>
+        </w:rPr>
+        <w:t xml:space="preserve">발매 정보: </w:t>
+      </w:r>
       <w:r>
         <w:rPr w:rFonts="맑은 고딕">
           <w:rFonts w:ascii="맑은 고딕" w:hAnsi="맑은 고딕" w:eastAsia="맑은 고딕"/>
           <w:b w:val="0"/>
           <w:sz w:val="21"/>
         </w:rPr>
-        <w:t>아날로그 프로덕션의 세련미가 절정에 달했던 90년대 초반의 정취를 LP 포맷으로 접하는 것은 이 음반을 감상하는 가장 우아한 방법입니다. LP 바이닐 특유의 풍성한 잔향과 온기 어린 질감은 마라이어 캐리의 섬세한 숨소리와 화려한 백그라운드 보컬의 층위를 더욱 생생하게 되살려냅니다. 팝 보컬 역사상 가장 찬란했던 순간을 담아낸 이 명반은 세월이 흘러도 변하지 않는 아티스트의 미학을 만끽하게 해줄 것입니다.</w:t>
+        <w:t>1993년 8월 31일 컬럼비아 레코드(Columbia Records)를 통해 발매되었으며, 프로듀서 월터 아파나시에프(Walter Afanasieff)와의 유려한 호흡을 바탕으로 가스펠과 R&amp;B의 뿌리 위에 세련된 어덜트 컨템포러리 팝의 미학을 집대성한 역사적 작품입니다.</w:t>
+      </w:r>
+    </w:p>
+    <w:p>
+      <w:pPr>
+        <w:spacing w:line="324" w:lineRule="auto" w:after="80"/>
+      </w:pPr>
+      <w:r>
+        <w:rPr w:rFonts="맑은 고딕">
+          <w:rFonts w:ascii="맑은 고딕" w:hAnsi="맑은 고딕" w:eastAsia="맑은 고딕"/>
+          <w:b w:val="0"/>
+          <w:color w:val="6B7280"/>
+          <w:sz w:val="21"/>
+        </w:rPr>
+        <w:t xml:space="preserve">· </w:t>
+      </w:r>
+      <w:r>
+        <w:rPr w:rFonts="맑은 고딕">
+          <w:rFonts w:ascii="맑은 고딕" w:hAnsi="맑은 고딕" w:eastAsia="맑은 고딕"/>
+          <w:b/>
+          <w:color w:val="1F2937"/>
+          <w:sz w:val="21"/>
+        </w:rPr>
+        <w:t xml:space="preserve">LP 인기도(판매량): </w:t>
+      </w:r>
+      <w:r>
+        <w:rPr w:rFonts="맑은 고딕">
+          <w:rFonts w:ascii="맑은 고딕" w:hAnsi="맑은 고딕" w:eastAsia="맑은 고딕"/>
+          <w:b w:val="0"/>
+          <w:sz w:val="21"/>
+        </w:rPr>
+        <w:t>발매 직후 미국 빌보드 200 차트 1위를 비롯해 영국, 호주, 독일 등 전 세계 차트 정상을 석권하였으며, 전 세계 누적 판매량 2,800만 장 이상을 기록하며 팝 역사상 가장 많이 판매된 앨범 중 하나로 불멸의 상업적 성공을 거두었습니다.</w:t>
+      </w:r>
+    </w:p>
+    <w:p>
+      <w:pPr>
+        <w:spacing w:line="324" w:lineRule="auto" w:after="80"/>
+      </w:pPr>
+      <w:r>
+        <w:rPr w:rFonts="맑은 고딕">
+          <w:rFonts w:ascii="맑은 고딕" w:hAnsi="맑은 고딕" w:eastAsia="맑은 고딕"/>
+          <w:b w:val="0"/>
+          <w:color w:val="6B7280"/>
+          <w:sz w:val="21"/>
+        </w:rPr>
+        <w:t xml:space="preserve">· </w:t>
+      </w:r>
+      <w:r>
+        <w:rPr w:rFonts="맑은 고딕">
+          <w:rFonts w:ascii="맑은 고딕" w:hAnsi="맑은 고딕" w:eastAsia="맑은 고딕"/>
+          <w:b/>
+          <w:color w:val="1F2937"/>
+          <w:sz w:val="21"/>
+        </w:rPr>
+        <w:t xml:space="preserve">각종 수상경력: </w:t>
+      </w:r>
+      <w:r>
+        <w:rPr w:rFonts="맑은 고딕">
+          <w:rFonts w:ascii="맑은 고딕" w:hAnsi="맑은 고딕" w:eastAsia="맑은 고딕"/>
+          <w:b w:val="0"/>
+          <w:sz w:val="21"/>
+        </w:rPr>
+        <w:t>수록곡 'Dreamlover'와 'Hero'로 그래미 어워드 '최우수 여성 팝 보컬 퍼포먼스' 부문에 노미네이트되었으며, 아메리칸 뮤직 어워드(AMA) 최우수 팝/록 여성 아티스트상 및 빌보드 뮤직 어워드 등 유수의 시상식을 휩쓸며 당대 최고의 디바임을 공인받았습니다.</w:t>
+      </w:r>
+    </w:p>
+    <w:p>
+      <w:pPr>
+        <w:spacing w:line="324" w:lineRule="auto" w:before="200" w:after="80"/>
+      </w:pPr>
+      <w:r>
+        <w:rPr w:rFonts="맑은 고딕">
+          <w:rFonts w:ascii="맑은 고딕" w:hAnsi="맑은 고딕" w:eastAsia="맑은 고딕"/>
+          <w:b/>
+          <w:color w:val="1E3A8A"/>
+          <w:sz w:val="24"/>
+        </w:rPr>
+        <w:t>2. 아티스트 정보</w:t>
+      </w:r>
+    </w:p>
+    <w:p>
+      <w:pPr>
+        <w:spacing w:line="324" w:lineRule="auto" w:after="80"/>
+      </w:pPr>
+      <w:r>
+        <w:rPr w:rFonts="맑은 고딕">
+          <w:rFonts w:ascii="맑은 고딕" w:hAnsi="맑은 고딕" w:eastAsia="맑은 고딕"/>
+          <w:b w:val="0"/>
+          <w:color w:val="6B7280"/>
+          <w:sz w:val="21"/>
+        </w:rPr>
+        <w:t xml:space="preserve">· </w:t>
+      </w:r>
+      <w:r>
+        <w:rPr w:rFonts="맑은 고딕">
+          <w:rFonts w:ascii="맑은 고딕" w:hAnsi="맑은 고딕" w:eastAsia="맑은 고딕"/>
+          <w:b/>
+          <w:color w:val="1F2937"/>
+          <w:sz w:val="21"/>
+        </w:rPr>
+        <w:t xml:space="preserve">국적: </w:t>
+      </w:r>
+      <w:r>
+        <w:rPr w:rFonts="맑은 고딕">
+          <w:rFonts w:ascii="맑은 고딕" w:hAnsi="맑은 고딕" w:eastAsia="맑은 고딕"/>
+          <w:b w:val="0"/>
+          <w:sz w:val="21"/>
+        </w:rPr>
+        <w:t>미국</w:t>
+      </w:r>
+    </w:p>
+    <w:p>
+      <w:pPr>
+        <w:spacing w:line="324" w:lineRule="auto" w:after="80"/>
+      </w:pPr>
+      <w:r>
+        <w:rPr w:rFonts="맑은 고딕">
+          <w:rFonts w:ascii="맑은 고딕" w:hAnsi="맑은 고딕" w:eastAsia="맑은 고딕"/>
+          <w:b w:val="0"/>
+          <w:color w:val="6B7280"/>
+          <w:sz w:val="21"/>
+        </w:rPr>
+        <w:t xml:space="preserve">· </w:t>
+      </w:r>
+      <w:r>
+        <w:rPr w:rFonts="맑은 고딕">
+          <w:rFonts w:ascii="맑은 고딕" w:hAnsi="맑은 고딕" w:eastAsia="맑은 고딕"/>
+          <w:b/>
+          <w:color w:val="1F2937"/>
+          <w:sz w:val="21"/>
+        </w:rPr>
+        <w:t xml:space="preserve">생몰년도: </w:t>
+      </w:r>
+      <w:r>
+        <w:rPr w:rFonts="맑은 고딕">
+          <w:rFonts w:ascii="맑은 고딕" w:hAnsi="맑은 고딕" w:eastAsia="맑은 고딕"/>
+          <w:b w:val="0"/>
+          <w:sz w:val="21"/>
+        </w:rPr>
+        <w:t>1969년 출생 ~ 현재</w:t>
+      </w:r>
+    </w:p>
+    <w:p>
+      <w:pPr>
+        <w:spacing w:line="324" w:lineRule="auto" w:after="80"/>
+      </w:pPr>
+      <w:r>
+        <w:rPr w:rFonts="맑은 고딕">
+          <w:rFonts w:ascii="맑은 고딕" w:hAnsi="맑은 고딕" w:eastAsia="맑은 고딕"/>
+          <w:b w:val="0"/>
+          <w:color w:val="6B7280"/>
+          <w:sz w:val="21"/>
+        </w:rPr>
+        <w:t xml:space="preserve">· </w:t>
+      </w:r>
+      <w:r>
+        <w:rPr w:rFonts="맑은 고딕">
+          <w:rFonts w:ascii="맑은 고딕" w:hAnsi="맑은 고딕" w:eastAsia="맑은 고딕"/>
+          <w:b/>
+          <w:color w:val="1F2937"/>
+          <w:sz w:val="21"/>
+        </w:rPr>
+        <w:t xml:space="preserve">그룹 소속: </w:t>
+      </w:r>
+      <w:r>
+        <w:rPr w:rFonts="맑은 고딕">
+          <w:rFonts w:ascii="맑은 고딕" w:hAnsi="맑은 고딕" w:eastAsia="맑은 고딕"/>
+          <w:b w:val="0"/>
+          <w:sz w:val="21"/>
+        </w:rPr>
+        <w:t>솔로</w:t>
+      </w:r>
+    </w:p>
+    <w:p>
+      <w:pPr>
+        <w:spacing w:line="324" w:lineRule="auto" w:after="80"/>
+      </w:pPr>
+      <w:r>
+        <w:rPr w:rFonts="맑은 고딕">
+          <w:rFonts w:ascii="맑은 고딕" w:hAnsi="맑은 고딕" w:eastAsia="맑은 고딕"/>
+          <w:b w:val="0"/>
+          <w:color w:val="6B7280"/>
+          <w:sz w:val="21"/>
+        </w:rPr>
+        <w:t xml:space="preserve">· </w:t>
+      </w:r>
+      <w:r>
+        <w:rPr w:rFonts="맑은 고딕">
+          <w:rFonts w:ascii="맑은 고딕" w:hAnsi="맑은 고딕" w:eastAsia="맑은 고딕"/>
+          <w:b/>
+          <w:color w:val="1F2937"/>
+          <w:sz w:val="21"/>
+        </w:rPr>
+        <w:t xml:space="preserve">아티스트 소개: </w:t>
+      </w:r>
+      <w:r>
+        <w:rPr w:rFonts="맑은 고딕">
+          <w:rFonts w:ascii="맑은 고딕" w:hAnsi="맑은 고딕" w:eastAsia="맑은 고딕"/>
+          <w:b w:val="0"/>
+          <w:sz w:val="21"/>
+        </w:rPr>
+        <w:t>5옥타브를 자유자재로 넘나드는 경이로운 음역대와 휘슬 레지스터, 그리고 타고난 멜리스마 창법을 구사하는 머라이어 캐리는 20세기 후반 팝 음악의 지형을 바꾼 독보적인 싱어송라이터입니다. 빌보드 핫 100 1위 곡을 19곡이나 보유한 그녀는 단순한 보컬리스트를 넘어 작사, 작곡, 프로듀싱 전반을 아우르며 팝 역사에 거대한 족적을 남긴 살아있는 전설입니다.</w:t>
+      </w:r>
+    </w:p>
+    <w:p>
+      <w:pPr>
+        <w:spacing w:line="324" w:lineRule="auto" w:before="200" w:after="80"/>
+      </w:pPr>
+      <w:r>
+        <w:rPr w:rFonts="맑은 고딕">
+          <w:rFonts w:ascii="맑은 고딕" w:hAnsi="맑은 고딕" w:eastAsia="맑은 고딕"/>
+          <w:b/>
+          <w:color w:val="1E3A8A"/>
+          <w:sz w:val="24"/>
+        </w:rPr>
+        <w:t>3. 음반 상세 분석</w:t>
+      </w:r>
+    </w:p>
+    <w:p>
+      <w:pPr>
+        <w:spacing w:line="324" w:lineRule="auto" w:after="80"/>
+      </w:pPr>
+      <w:r>
+        <w:rPr w:rFonts="맑은 고딕">
+          <w:rFonts w:ascii="맑은 고딕" w:hAnsi="맑은 고딕" w:eastAsia="맑은 고딕"/>
+          <w:b w:val="0"/>
+          <w:color w:val="6B7280"/>
+          <w:sz w:val="21"/>
+        </w:rPr>
+        <w:t xml:space="preserve">· </w:t>
+      </w:r>
+      <w:r>
+        <w:rPr w:rFonts="맑은 고딕">
+          <w:rFonts w:ascii="맑은 고딕" w:hAnsi="맑은 고딕" w:eastAsia="맑은 고딕"/>
+          <w:b/>
+          <w:color w:val="1F2937"/>
+          <w:sz w:val="21"/>
+        </w:rPr>
+        <w:t xml:space="preserve">역사적 위치: </w:t>
+      </w:r>
+      <w:r>
+        <w:rPr w:rFonts="맑은 고딕">
+          <w:rFonts w:ascii="맑은 고딕" w:hAnsi="맑은 고딕" w:eastAsia="맑은 고딕"/>
+          <w:b w:val="0"/>
+          <w:sz w:val="21"/>
+        </w:rPr>
+        <w:t>본작은 머라이어 캐리가 초기 앨범들에서 보여주었던 폭발적인 기교 중심의 가창에서 한 걸음 더 나아가, 부드러운 가성과 벨벳 같은 중저음의 텍스처를 극대화하며 완숙미를 과시한 앨범입니다. 팝 발라드와 소울, 가스펠의 이상적인 균형점을 제시함으로써 90년대 보컬 중심 팝 앨범의 교과서이자 절대적인 이정표로 평가받고 있습니다.</w:t>
+      </w:r>
+    </w:p>
+    <w:p>
+      <w:pPr>
+        <w:spacing w:line="324" w:lineRule="auto" w:after="80"/>
+      </w:pPr>
+      <w:r>
+        <w:rPr w:rFonts="맑은 고딕">
+          <w:rFonts w:ascii="맑은 고딕" w:hAnsi="맑은 고딕" w:eastAsia="맑은 고딕"/>
+          <w:b w:val="0"/>
+          <w:color w:val="6B7280"/>
+          <w:sz w:val="21"/>
+        </w:rPr>
+        <w:t xml:space="preserve">· </w:t>
+      </w:r>
+      <w:r>
+        <w:rPr w:rFonts="맑은 고딕">
+          <w:rFonts w:ascii="맑은 고딕" w:hAnsi="맑은 고딕" w:eastAsia="맑은 고딕"/>
+          <w:b/>
+          <w:color w:val="1F2937"/>
+          <w:sz w:val="21"/>
+        </w:rPr>
+        <w:t xml:space="preserve">시대의 흔적(스토리텔링): </w:t>
+      </w:r>
+      <w:r>
+        <w:rPr w:rFonts="맑은 고딕">
+          <w:rFonts w:ascii="맑은 고딕" w:hAnsi="맑은 고딕" w:eastAsia="맑은 고딕"/>
+          <w:b w:val="0"/>
+          <w:sz w:val="21"/>
+        </w:rPr>
+        <w:t>1990년대 초반, 디지털 음폭의 기술적 개화기 속에서도 이 앨범은 전 세계 청춘들의 라디오와 워크맨을 통해 흘러나오며 시대의 고독을 어루만져 주었습니다. 특히 냉전의 종식 이후 새로운 세기를 향한 기대와 불안이 교차하던 시기, 곡 'Hero'가 전하는 자기 구원의 메시지는 국경을 넘어 수많은 이들의 영혼에 깊은 온기와 희망의 촛불을 밝혔습니다.</w:t>
+      </w:r>
+    </w:p>
+    <w:p>
+      <w:pPr>
+        <w:spacing w:line="324" w:lineRule="auto" w:before="200" w:after="80"/>
+      </w:pPr>
+      <w:r>
+        <w:rPr w:rFonts="맑은 고딕">
+          <w:rFonts w:ascii="맑은 고딕" w:hAnsi="맑은 고딕" w:eastAsia="맑은 고딕"/>
+          <w:b/>
+          <w:color w:val="1E3A8A"/>
+          <w:sz w:val="24"/>
+        </w:rPr>
+        <w:t>4. 주요 수록곡 및 감상 제언</w:t>
+      </w:r>
+    </w:p>
+    <w:p>
+      <w:pPr>
+        <w:spacing w:line="324" w:lineRule="auto" w:after="80"/>
+      </w:pPr>
+      <w:r>
+        <w:rPr w:rFonts="맑은 고딕">
+          <w:rFonts w:ascii="맑은 고딕" w:hAnsi="맑은 고딕" w:eastAsia="맑은 고딕"/>
+          <w:b w:val="0"/>
+          <w:color w:val="6B7280"/>
+          <w:sz w:val="21"/>
+        </w:rPr>
+        <w:t xml:space="preserve">· </w:t>
+      </w:r>
+      <w:r>
+        <w:rPr w:rFonts="맑은 고딕">
+          <w:rFonts w:ascii="맑은 고딕" w:hAnsi="맑은 고딕" w:eastAsia="맑은 고딕"/>
+          <w:b/>
+          <w:color w:val="1F2937"/>
+          <w:sz w:val="21"/>
+        </w:rPr>
+        <w:t xml:space="preserve">주요 수록곡 특징: </w:t>
+      </w:r>
+      <w:r>
+        <w:rPr w:rFonts="맑은 고딕">
+          <w:rFonts w:ascii="맑은 고딕" w:hAnsi="맑은 고딕" w:eastAsia="맑은 고딕"/>
+          <w:b w:val="0"/>
+          <w:sz w:val="21"/>
+        </w:rPr>
+        <w:t>청량한 여름바람처럼 설렘을 전하는 경쾌한 멜로디의 팝 클래식 'Dreamlover', 절제된 피아노 선율 위로 웅장한 감정선을 쌓아 올리는 불멸의 힐링 송 'Hero', 배드핑거(Badfinger)와 해리 닐슨의 원곡을 압도적인 성량과 비장미로 재해석한 'Without You', 그리고 경건한 가스펠 콰이어와의 조화가 돋보이는 'Anytime You Need a Friend' 등 전 수록곡이 빼어난 서정성과 음악적 완성도를 자랑합니다.</w:t>
+      </w:r>
+    </w:p>
+    <w:p>
+      <w:pPr>
+        <w:spacing w:line="324" w:lineRule="auto" w:after="80"/>
+      </w:pPr>
+      <w:r>
+        <w:rPr w:rFonts="맑은 고딕">
+          <w:rFonts w:ascii="맑은 고딕" w:hAnsi="맑은 고딕" w:eastAsia="맑은 고딕"/>
+          <w:b w:val="0"/>
+          <w:color w:val="6B7280"/>
+          <w:sz w:val="21"/>
+        </w:rPr>
+        <w:t xml:space="preserve">· </w:t>
+      </w:r>
+      <w:r>
+        <w:rPr w:rFonts="맑은 고딕">
+          <w:rFonts w:ascii="맑은 고딕" w:hAnsi="맑은 고딕" w:eastAsia="맑은 고딕"/>
+          <w:b/>
+          <w:color w:val="1F2937"/>
+          <w:sz w:val="21"/>
+        </w:rPr>
+        <w:t xml:space="preserve">빈티지 감상 제언: </w:t>
+      </w:r>
+      <w:r>
+        <w:rPr w:rFonts="맑은 고딕">
+          <w:rFonts w:ascii="맑은 고딕" w:hAnsi="맑은 고딕" w:eastAsia="맑은 고딕"/>
+          <w:b w:val="0"/>
+          <w:sz w:val="21"/>
+        </w:rPr>
+        <w:t>진공관 앰프 특유의 따스한 배음과 턴테이블의 아날로그 바늘이 소리골을 지날 때, 머라이어 캐리의 섬세한 숨소리와 속삭이듯 흩어지는 위스퍼 보컬이 놀랍도록 생생하게 되살아납니다. 디지털 음원에서는 자칫 차갑게 느껴질 수 있는 고음역의 잔향이 아날로그 사운드 시스템을 통과하며 한층 더 풍성하고 온화한 질감으로 공간을 포근히 감싸 안습니다.</w:t>
+      </w:r>
+    </w:p>
+    <w:p>
+      <w:pPr>
+        <w:spacing w:line="324" w:lineRule="auto" w:after="80"/>
+      </w:pPr>
+      <w:r>
+        <w:rPr w:rFonts="맑은 고딕">
+          <w:rFonts w:ascii="맑은 고딕" w:hAnsi="맑은 고딕" w:eastAsia="맑은 고딕"/>
+          <w:b w:val="0"/>
+          <w:color w:val="6B7280"/>
+          <w:sz w:val="21"/>
+        </w:rPr>
+        <w:t xml:space="preserve">· </w:t>
+      </w:r>
+      <w:r>
+        <w:rPr w:rFonts="맑은 고딕">
+          <w:rFonts w:ascii="맑은 고딕" w:hAnsi="맑은 고딕" w:eastAsia="맑은 고딕"/>
+          <w:b/>
+          <w:color w:val="1F2937"/>
+          <w:sz w:val="21"/>
+        </w:rPr>
+        <w:t xml:space="preserve">소장 가치: </w:t>
+      </w:r>
+      <w:r>
+        <w:rPr w:rFonts="맑은 고딕">
+          <w:rFonts w:ascii="맑은 고딕" w:hAnsi="맑은 고딕" w:eastAsia="맑은 고딕"/>
+          <w:b w:val="0"/>
+          <w:sz w:val="21"/>
+        </w:rPr>
+        <w:t>CD 매체가 주류로 자리 잡기 시작하던 90년대 초반에 소량 프레싱된 오리지널 바이닐은 물론, 이후 발매된 고음질 리이슈반 모두 LP 애호가들에게 높은 소장 가치를 지닙니다. 대중음악의 황금기를 수놓았던 역사적 목소리를 가장 품격 있는 물리적 매체로 간직할 수 있는 귀중한 마스터피스입니다.</w:t>
+      </w:r>
+    </w:p>
+    <w:p>
+      <w:pPr>
+        <w:spacing w:line="324" w:lineRule="auto" w:after="120" w:before="160"/>
+      </w:pPr>
+      <w:r>
+        <w:rPr w:rFonts="맑은 고딕">
+          <w:rFonts w:ascii="맑은 고딕" w:hAnsi="맑은 고딕" w:eastAsia="맑은 고딕"/>
+          <w:b/>
+          <w:color w:val="4338CA"/>
+          <w:sz w:val="21"/>
+        </w:rPr>
+        <w:t>이 음반을 통해 아날로그의 따뜻한 숨결 속에 피어나는 머라이어 캐리의 찬란한 목소리가 전해주는 감동을 다시 한번 경험해 보시는 것은 어떨까요?</w:t>
       </w:r>
     </w:p>
     <w:sectPr>
       <w:pgSz w:w="12240" w:h="15840"/>
-      <w:pgMar w:top="1440" w:right="1440" w:bottom="1440" w:left="1440" w:header="720" w:footer="720" w:gutter="0"/>
+      <w:pgMar w:top="1152" w:right="1296" w:bottom="1152" w:left="1296" w:header="720" w:footer="720" w:gutter="0"/>
       <w:cols w:space="720"/>
       <w:docGrid w:linePitch="360"/>
     </w:sectPr>

--- a/word_reports/LP_0233_위치_164_Mariah Carey_Music Box.docx
+++ b/word_reports/LP_0233_위치_164_Mariah Carey_Music Box.docx
@@ -32,7 +32,7 @@
     </w:p>
     <w:p>
       <w:pPr>
-        <w:spacing w:line="324" w:lineRule="auto" w:before="80" w:after="160"/>
+        <w:spacing w:line="324" w:lineRule="auto" w:before="80" w:after="120"/>
       </w:pPr>
       <w:r>
         <w:rPr w:rFonts="맑은 고딕">
@@ -42,13 +42,6 @@
           <w:sz w:val="22"/>
         </w:rPr>
         <w:t xml:space="preserve">[음반 소개] </w:t>
-      </w:r>
-      <w:r>
-        <w:rPr w:rFonts="맑은 고딕">
-          <w:rFonts w:ascii="맑은 고딕" w:hAnsi="맑은 고딕" w:eastAsia="맑은 고딕"/>
-          <w:b w:val="0"/>
-          <w:sz w:val="21"/>
-        </w:rPr>
       </w:r>
     </w:p>
     <w:p>
@@ -61,7 +54,33 @@
           <w:b w:val="0"/>
           <w:sz w:val="21"/>
         </w:rPr>
-        <w:t>1993년 초가을, 전 세계 팝 음악계의 시선을 단숨에 사로잡으며 발매된 머라이어 캐리의 세 번째 정규 앨범 《Music Box》는 90년대 팝 보컬 예술이 도달할 수 있는 가장 우아하고 찬란한 정점을 보여주는 기념비적인 명반입니다. 화려한 기교를 절제미로 승화시킨 그녀의 맑고 청아한 음색은 깊은 서정성과 보편적인 위로의 메시지를 품고 시대와 세대를 초월한 감동을 선사합니다. 대중음악사에서 가장 완벽하게 조율된 보컬 팝의 정수로 손꼽히는 이 음반은, 듣는 이의 메마른 감성을 촉촉하게 적시며 영원히 퇴색하지 않을 음악적 위안과 순수한 카타르시스를 안겨줍니다.</w:t>
+        <w:t>1993년 초가을, 팝 음악계의 지형을 영구히 바꾸어 놓은 세기의 명반 한 장이 세상에 빛을 발했습니다. 머라이어 캐리의 정규 3집 앨범 《Music Box》는 그녀가 지닌 천부적인 보컬 역량을 가장 대중적이면서도 품격 높은 어덜트 컨템포러리 팝의 언어로 승화시킨 기념비적인 작품입니다. 데뷔 초기의 폭발적인 고음과 화려한 가창 기술에 무게를 두었던 전작들에 비해, 이 앨범은 보다 절제되고 세련된 호흡으로 청자의 영혼을 보듬는 음악적 성숙을 보여줍니다. 보컬리스트이자 뛰어난 송라이터로서의 자의식을 확립해 나가던 청년 머라이어 캐리의 순수한 음악적 열정과 완벽주의적 미학이 음표 하나하나에 고스란히 각인되어 있습니다.</w:t>
+      </w:r>
+    </w:p>
+    <w:p>
+      <w:pPr>
+        <w:spacing w:line="324" w:lineRule="auto" w:after="120"/>
+      </w:pPr>
+      <w:r>
+        <w:rPr w:rFonts="맑은 고딕">
+          <w:rFonts w:ascii="맑은 고딕" w:hAnsi="맑은 고딕" w:eastAsia="맑은 고딕"/>
+          <w:b w:val="0"/>
+          <w:sz w:val="21"/>
+        </w:rPr>
+        <w:t>본 작에서 머라이어 캐리는 전설적인 프로듀서 월터 아파나시에프(Walter Afanasieff)와의 호흡을 절정으로 끌어올렸으며, 베이비페이스(Babyface), 클리빌리스 앤 콜(C+C Music Factory) 등 당대 최고의 거장들과 손을 잡았습니다. 그 결과 웅장하고 영적인 울림을 지닌 가스펠 발라드부터, 도시적 세련미가 넘쳐흐르는 R&amp;B, 그리고 심장을 뛰게 하는 댄스 팝에 이르기까지 완벽한 장르적 조화를 성취해 냈습니다. 단순히 기교를 뽐내는 보컬이 아니라, 인간 내면의 깊은 상처를 위로하고 사랑과 연대의 가치를 일깨우는 숭고한 메시지는 전 세계 수많은 이들의 마음에 꺼지지 않는 희망의 등불을 밝혔습니다.</w:t>
+      </w:r>
+    </w:p>
+    <w:p>
+      <w:pPr>
+        <w:spacing w:line="324" w:lineRule="auto" w:after="120"/>
+      </w:pPr>
+      <w:r>
+        <w:rPr w:rFonts="맑은 고딕">
+          <w:rFonts w:ascii="맑은 고딕" w:hAnsi="맑은 고딕" w:eastAsia="맑은 고딕"/>
+          <w:b w:val="0"/>
+          <w:sz w:val="21"/>
+        </w:rPr>
+        <w:t>발매와 동시에 전 세계 음반 차트를 석권하며 2,800만 장 이상의 경이로운 판매고를 올린 이 걸작은 1990년대 팝 음악이 도달할 수 있었던 서정적, 상업적 정점으로 기록됩니다. 화려한 전자음이 범람하기 시작하던 과도기적 시대 속에서, 그녀의 목소리는 한 줄기 순백의 빛처럼 따뜻한 아날로그적 온기를 간직하고 있었습니다. 세월의 풍파 속에서도 결코 바래지 않는 영롱한 멜로디와 시대를 초월한 서정성은 오늘날에도 턴테이블의 바늘 끝을 타고 흘러나와, 메마른 현대인들의 가슴속에 깊고 푸른 감동의 물결을 아로새기고 있습니다.</w:t>
       </w:r>
     </w:p>
     <w:p>
@@ -168,7 +187,7 @@
           <w:b w:val="0"/>
           <w:sz w:val="21"/>
         </w:rPr>
-        <w:t>1993년 8월 31일 컬럼비아 레코드(Columbia Records)를 통해 발매되었으며, 프로듀서 월터 아파나시에프(Walter Afanasieff)와의 유려한 호흡을 바탕으로 가스펠과 R&amp;B의 뿌리 위에 세련된 어덜트 컨템포러리 팝의 미학을 집대성한 역사적 작품입니다.</w:t>
+        <w:t>1993년 8월 31일 컬럼비아 레코드(Columbia Records)를 통해 발매된 머라이어 캐리의 정규 세 번째 스튜디오 앨범으로, 팝의 황금기를 대표하는 불멸의 클래식 명반.</w:t>
       </w:r>
     </w:p>
     <w:p>
@@ -199,7 +218,7 @@
           <w:b w:val="0"/>
           <w:sz w:val="21"/>
         </w:rPr>
-        <w:t>발매 직후 미국 빌보드 200 차트 1위를 비롯해 영국, 호주, 독일 등 전 세계 차트 정상을 석권하였으며, 전 세계 누적 판매량 2,800만 장 이상을 기록하며 팝 역사상 가장 많이 판매된 앨범 중 하나로 불멸의 상업적 성공을 거두었습니다.</w:t>
+        <w:t>미국 빌보드 200 차트 1위 및 8주 연속 정상을 기록하고 전 세계적으로 2,800만 장 이상의 천문학적인 판매고를 기록하며, 역대 가장 많이 팔린 여성 아티스트 앨범 중 하나로 당당히 자리매김함.</w:t>
       </w:r>
     </w:p>
     <w:p>
@@ -230,7 +249,7 @@
           <w:b w:val="0"/>
           <w:sz w:val="21"/>
         </w:rPr>
-        <w:t>수록곡 'Dreamlover'와 'Hero'로 그래미 어워드 '최우수 여성 팝 보컬 퍼포먼스' 부문에 노미네이트되었으며, 아메리칸 뮤직 어워드(AMA) 최우수 팝/록 여성 아티스트상 및 빌보드 뮤직 어워드 등 유수의 시상식을 휩쓸며 당대 최고의 디바임을 공인받았습니다.</w:t>
+        <w:t>수록곡 'Dreamlover'와 'Hero'로 그래미 어워드 최우수 여성 팝 보컬 퍼포먼스 부문 등에 노미네이트되었으며, 아메리칸 뮤직 어워드(AMA) 최우수 팝/록 여성 아티스트상 및 빌보드 뮤직 어워드를 석권하며 음악성과 대중성을 동시에 공인받음.</w:t>
       </w:r>
     </w:p>
     <w:p>
@@ -275,7 +294,7 @@
           <w:b w:val="0"/>
           <w:sz w:val="21"/>
         </w:rPr>
-        <w:t>미국</w:t>
+        <w:t>미국 (USA)</w:t>
       </w:r>
     </w:p>
     <w:p>
@@ -306,7 +325,7 @@
           <w:b w:val="0"/>
           <w:sz w:val="21"/>
         </w:rPr>
-        <w:t>1969년 출생 ~ 현재</w:t>
+        <w:t>1969년 3월 27일 출생 ~ 현재</w:t>
       </w:r>
     </w:p>
     <w:p>
@@ -337,7 +356,7 @@
           <w:b w:val="0"/>
           <w:sz w:val="21"/>
         </w:rPr>
-        <w:t>솔로</w:t>
+        <w:t>솔로 (Solo)</w:t>
       </w:r>
     </w:p>
     <w:p>
@@ -368,7 +387,7 @@
           <w:b w:val="0"/>
           <w:sz w:val="21"/>
         </w:rPr>
-        <w:t>5옥타브를 자유자재로 넘나드는 경이로운 음역대와 휘슬 레지스터, 그리고 타고난 멜리스마 창법을 구사하는 머라이어 캐리는 20세기 후반 팝 음악의 지형을 바꾼 독보적인 싱어송라이터입니다. 빌보드 핫 100 1위 곡을 19곡이나 보유한 그녀는 단순한 보컬리스트를 넘어 작사, 작곡, 프로듀싱 전반을 아우르며 팝 역사에 거대한 족적을 남긴 살아있는 전설입니다.</w:t>
+        <w:t>5옥타브를 넘나드는 경이로운 음역대와 휘슬 레지스터 테크닉, 그리고 탁월한 송라이팅 능력을 겸비한 팝 역사상 가장 독보적인 디바입니다. 빌보드 핫 100 1위 곡을 무려 19곡이나 탄생시키며 엘비스 프레슬리를 넘어선 솔로 아티스트 최다 1위 기록을 보유한 20세기와 21세기를 아우르는 살아있는 전설입니다.</w:t>
       </w:r>
     </w:p>
     <w:p>
@@ -413,7 +432,7 @@
           <w:b w:val="0"/>
           <w:sz w:val="21"/>
         </w:rPr>
-        <w:t>본작은 머라이어 캐리가 초기 앨범들에서 보여주었던 폭발적인 기교 중심의 가창에서 한 걸음 더 나아가, 부드러운 가성과 벨벳 같은 중저음의 텍스처를 극대화하며 완숙미를 과시한 앨범입니다. 팝 발라드와 소울, 가스펠의 이상적인 균형점을 제시함으로써 90년대 보컬 중심 팝 앨범의 교과서이자 절대적인 이정표로 평가받고 있습니다.</w:t>
+        <w:t>1990년대 어덜트 컨템포러리와 팝-R&amp;B 크로스오버의 정점을 보여주는 앨범입니다. 상업적 성공과 대중적 서정미가 완벽한 황금비율을 이룬 작품으로, 팝 보컬 앨범이 추구해야 할 가장 모범적이고 클래식한 완성도를 제시하며 후대 여성 팝 보컬리스트들에게 교과서적인 이정표가 되었습니다.</w:t>
       </w:r>
     </w:p>
     <w:p>
@@ -444,7 +463,7 @@
           <w:b w:val="0"/>
           <w:sz w:val="21"/>
         </w:rPr>
-        <w:t>1990년대 초반, 디지털 음폭의 기술적 개화기 속에서도 이 앨범은 전 세계 청춘들의 라디오와 워크맨을 통해 흘러나오며 시대의 고독을 어루만져 주었습니다. 특히 냉전의 종식 이후 새로운 세기를 향한 기대와 불안이 교차하던 시기, 곡 'Hero'가 전하는 자기 구원의 메시지는 국경을 넘어 수많은 이들의 영혼에 깊은 온기와 희망의 촛불을 밝혔습니다.</w:t>
+        <w:t>1990년대 초반, 전 세계적인 냉전 종식과 함께 새로운 밀레니엄을 향한 불안과 희망이 교차하던 시기, 라디오 전파를 타고 울려 퍼진 'Hero'는 국경을 넘어 방황하던 수많은 청춘들의 영혼을 보듬었습니다. 레코드숍 쇼윈도와 거리의 카페마다 흘러나오던 그녀의 맑고 청아한 목소리는 그 시절을 지나온 세대들의 가장 아름답고 아련한 청춘의 기억으로 각인되어 있습니다.</w:t>
       </w:r>
     </w:p>
     <w:p>
@@ -489,7 +508,7 @@
           <w:b w:val="0"/>
           <w:sz w:val="21"/>
         </w:rPr>
-        <w:t>청량한 여름바람처럼 설렘을 전하는 경쾌한 멜로디의 팝 클래식 'Dreamlover', 절제된 피아노 선율 위로 웅장한 감정선을 쌓아 올리는 불멸의 힐링 송 'Hero', 배드핑거(Badfinger)와 해리 닐슨의 원곡을 압도적인 성량과 비장미로 재해석한 'Without You', 그리고 경건한 가스펠 콰이어와의 조화가 돋보이는 'Anytime You Need a Friend' 등 전 수록곡이 빼어난 서정성과 음악적 완성도를 자랑합니다.</w:t>
+        <w:t>감미로운 오르간 인트로와 활기찬 서머 바이브가 돋보이는 불후의 명곡 'Dreamlover', 절망 속에서 진정한 자아를 발견하게 하는 불멸의 힐링 찬가 'Hero', 해리 닐슨의 원곡을 머라이어 캐리 특유의 가슴 시린 애절함과 드라마틱한 고음으로 재해석한 'Without You', 가스펠 콰이어와 어우러져 성스러운 감동을 전하는 'Anytime You Need a Friend' 등 전 곡이 유려한 멜로디와 깊은 서정성으로 가득 차 있습니다.</w:t>
       </w:r>
     </w:p>
     <w:p>
@@ -520,7 +539,7 @@
           <w:b w:val="0"/>
           <w:sz w:val="21"/>
         </w:rPr>
-        <w:t>진공관 앰프 특유의 따스한 배음과 턴테이블의 아날로그 바늘이 소리골을 지날 때, 머라이어 캐리의 섬세한 숨소리와 속삭이듯 흩어지는 위스퍼 보컬이 놀랍도록 생생하게 되살아납니다. 디지털 음원에서는 자칫 차갑게 느껴질 수 있는 고음역의 잔향이 아날로그 사운드 시스템을 통과하며 한층 더 풍성하고 온화한 질감으로 공간을 포근히 감싸 안습니다.</w:t>
+        <w:t>디지털 음원에서 느껴지는 차가운 완벽함 대신, 아날로그 LP 특유의 두텁고 온기 어린 소릿결이 진가를 발휘하는 음반입니다. 진공관 앰프를 거쳐 울려 퍼질 때 머라이어 캐리의 섬세한 숨소리와 벨벳처럼 부드러운 중저음, 그리고 폭발하는 고음의 배음이 턴테이블의 그루브를 타고 한층 더 풍성하고 입체적인 공간감으로 방 안을 가득 채웁니다.</w:t>
       </w:r>
     </w:p>
     <w:p>
@@ -551,7 +570,7 @@
           <w:b w:val="0"/>
           <w:sz w:val="21"/>
         </w:rPr>
-        <w:t>CD 매체가 주류로 자리 잡기 시작하던 90년대 초반에 소량 프레싱된 오리지널 바이닐은 물론, 이후 발매된 고음질 리이슈반 모두 LP 애호가들에게 높은 소장 가치를 지닙니다. 대중음악의 황금기를 수놓았던 역사적 목소리를 가장 품격 있는 물리적 매체로 간직할 수 있는 귀중한 마스터피스입니다.</w:t>
+        <w:t>팝 음악사의 황금기를 장식한 세기의 디바가 남긴 최정상의 기록이자, 바이닐(LP) 생산이 점차 축소되던 1993년 당대의 귀한 숨결을 간직한 오리지널리티 덕분에 시간이 흐를수록 그 음악적·사료적 가치가 더욱 빛을 발하는 필청 컬렉터스 아이템입니다.</w:t>
       </w:r>
     </w:p>
     <w:p>
@@ -565,7 +584,7 @@
           <w:color w:val="4338CA"/>
           <w:sz w:val="21"/>
         </w:rPr>
-        <w:t>이 음반을 통해 아날로그의 따뜻한 숨결 속에 피어나는 머라이어 캐리의 찬란한 목소리가 전해주는 감동을 다시 한번 경험해 보시는 것은 어떨까요?</w:t>
+        <w:t>이 음반을 통해 아날로그 바늘 끝에서 피어나는 머라이어 캐리의 영롱한 목소리와 따스한 선율이 전해주는 감동을 다시 한번 경험해 보시는 것은 어떨까요?</w:t>
       </w:r>
     </w:p>
     <w:sectPr>
